--- a/documents/manual/install.docx
+++ b/documents/manual/install.docx
@@ -86,7 +86,64 @@
           <w:sz w:val="24"/>
           <w:szCs w:val="24"/>
         </w:rPr>
-        <w:t>2025-9-21版</w:t>
+        <w:t>202</w:t>
+      </w:r>
+      <w:r>
+        <w:rPr>
+          <w:rFonts w:hint="eastAsia"/>
+          <w:b/>
+          <w:bCs/>
+          <w:sz w:val="24"/>
+          <w:szCs w:val="24"/>
+        </w:rPr>
+        <w:t>6</w:t>
+      </w:r>
+      <w:r>
+        <w:rPr>
+          <w:b/>
+          <w:bCs/>
+          <w:sz w:val="24"/>
+          <w:szCs w:val="24"/>
+        </w:rPr>
+        <w:t>-</w:t>
+      </w:r>
+      <w:r>
+        <w:rPr>
+          <w:rFonts w:hint="eastAsia"/>
+          <w:b/>
+          <w:bCs/>
+          <w:sz w:val="24"/>
+          <w:szCs w:val="24"/>
+        </w:rPr>
+        <w:t>7</w:t>
+      </w:r>
+      <w:r>
+        <w:rPr>
+          <w:b/>
+          <w:bCs/>
+          <w:sz w:val="24"/>
+          <w:szCs w:val="24"/>
+        </w:rPr>
+        <w:t>-</w:t>
+      </w:r>
+      <w:r>
+        <w:rPr>
+          <w:rFonts w:hint="eastAsia"/>
+          <w:b/>
+          <w:bCs/>
+          <w:sz w:val="24"/>
+          <w:szCs w:val="24"/>
+        </w:rPr>
+        <w:t>9</w:t>
+      </w:r>
+      <w:r>
+        <w:rPr>
+          <w:b/>
+          <w:bCs/>
+          <w:sz w:val="24"/>
+          <w:szCs w:val="24"/>
+        </w:rPr>
+        <w:t>版</w:t>
       </w:r>
     </w:p>
     <w:p>
@@ -505,7 +562,13 @@
         <w:t>ゲーム実行時に”</w:t>
       </w:r>
       <w:r>
-        <w:t>.NET デスクトップ ランタイム”や".NET Desktop Runtime"のインストールについてのメッセージが表示された場合はhttps://dotnet.microsoft.com/ja-jp/download/dotnet/8.0から”.NET デスクトップ ランタイム”をダウンロードしてインストールしてください。</w:t>
+        <w:t>.NET デスクトップ ランタイム”や".NET Desktop Runtime"のインストールについてのメッセージが表示された場合は</w:t>
+      </w:r>
+      <w:r>
+        <w:t>https://dotnet.microsoft.com/ja-jp/download/dotnet/10.0</w:t>
+      </w:r>
+      <w:r>
+        <w:t>から”.NET デスクトップ ランタイム”をダウンロードしてインストールしてください。</w:t>
       </w:r>
     </w:p>
     <w:bookmarkEnd w:id="2"/>
@@ -780,7 +843,6 @@
       <w:r>
         <w:t>”</w:t>
       </w:r>
-      <w:proofErr w:type="spellStart"/>
       <w:r>
         <w:rPr>
           <w:rFonts w:hint="eastAsia"/>
@@ -796,7 +858,6 @@
         </w:rPr>
         <w:t>xx</w:t>
       </w:r>
-      <w:proofErr w:type="spellEnd"/>
       <w:r>
         <w:t>”</w:t>
       </w:r>
@@ -1124,7 +1185,7 @@
           <w:noProof/>
         </w:rPr>
         <w:drawing>
-          <wp:inline distT="0" distB="0" distL="0" distR="0" wp14:anchorId="0F4AF2D4" wp14:editId="14F08A6D">
+          <wp:inline distT="0" distB="0" distL="0" distR="0" wp14:anchorId="0F4AF2D4" wp14:editId="75FEC599">
             <wp:extent cx="2034668" cy="1905120"/>
             <wp:effectExtent l="0" t="0" r="3810" b="0"/>
             <wp:docPr id="1075236873" name="図 1"/>
@@ -1183,7 +1244,7 @@
           <w:noProof/>
         </w:rPr>
         <w:drawing>
-          <wp:inline distT="0" distB="0" distL="0" distR="0" wp14:anchorId="2306C7F4" wp14:editId="17939CBC">
+          <wp:inline distT="0" distB="0" distL="0" distR="0" wp14:anchorId="2306C7F4" wp14:editId="746C3373">
             <wp:extent cx="2034668" cy="1905120"/>
             <wp:effectExtent l="0" t="0" r="3810" b="0"/>
             <wp:docPr id="1154010143" name="図 3"/>
@@ -1315,7 +1376,7 @@
           <w:noProof/>
         </w:rPr>
         <w:drawing>
-          <wp:inline distT="0" distB="0" distL="0" distR="0" wp14:anchorId="10360EF5" wp14:editId="3983FD27">
+          <wp:inline distT="0" distB="0" distL="0" distR="0" wp14:anchorId="10360EF5" wp14:editId="4A31D2AE">
             <wp:extent cx="1902600" cy="1559445"/>
             <wp:effectExtent l="0" t="0" r="2540" b="3175"/>
             <wp:docPr id="1967451591" name="図 5"/>
@@ -1494,7 +1555,7 @@
           <w:noProof/>
         </w:rPr>
         <w:drawing>
-          <wp:inline distT="0" distB="0" distL="0" distR="0" wp14:anchorId="1FD79227" wp14:editId="1C7116CA">
+          <wp:inline distT="0" distB="0" distL="0" distR="0" wp14:anchorId="1FD79227" wp14:editId="542929B4">
             <wp:extent cx="1902600" cy="1559445"/>
             <wp:effectExtent l="0" t="0" r="2540" b="3175"/>
             <wp:docPr id="852363522" name="図 6"/>
@@ -1953,7 +2014,7 @@
           <w:noProof/>
         </w:rPr>
         <w:drawing>
-          <wp:inline distT="0" distB="0" distL="0" distR="0" wp14:anchorId="129A4C1A" wp14:editId="66DBE1C4">
+          <wp:inline distT="0" distB="0" distL="0" distR="0" wp14:anchorId="129A4C1A" wp14:editId="66F806C9">
             <wp:extent cx="1902600" cy="1559445"/>
             <wp:effectExtent l="0" t="0" r="2540" b="3175"/>
             <wp:docPr id="1671003139" name="図 7"/>
@@ -2047,7 +2108,7 @@
           <w:noProof/>
         </w:rPr>
         <w:drawing>
-          <wp:inline distT="0" distB="0" distL="0" distR="0" wp14:anchorId="3ABB241B" wp14:editId="14BB0C84">
+          <wp:inline distT="0" distB="0" distL="0" distR="0" wp14:anchorId="3ABB241B" wp14:editId="55A646D4">
             <wp:extent cx="1902600" cy="1559445"/>
             <wp:effectExtent l="0" t="0" r="2540" b="3175"/>
             <wp:docPr id="2017566393" name="図 8"/>
@@ -2187,7 +2248,7 @@
           <w:noProof/>
         </w:rPr>
         <w:drawing>
-          <wp:inline distT="0" distB="0" distL="0" distR="0" wp14:anchorId="21809A19" wp14:editId="10187131">
+          <wp:inline distT="0" distB="0" distL="0" distR="0" wp14:anchorId="21809A19" wp14:editId="31DF1145">
             <wp:extent cx="1902600" cy="1559445"/>
             <wp:effectExtent l="0" t="0" r="2540" b="3175"/>
             <wp:docPr id="17326666" name="図 4"/>
@@ -2345,7 +2406,6 @@
       <w:r>
         <w:t>”</w:t>
       </w:r>
-      <w:proofErr w:type="spellStart"/>
       <w:r>
         <w:t>teos</w:t>
       </w:r>
@@ -2358,7 +2418,6 @@
         </w:rPr>
         <w:t>xx</w:t>
       </w:r>
-      <w:proofErr w:type="spellEnd"/>
       <w:r>
         <w:t>”を</w:t>
       </w:r>
@@ -2529,7 +2588,7 @@
           <w:noProof/>
         </w:rPr>
         <w:drawing>
-          <wp:inline distT="0" distB="0" distL="0" distR="0" wp14:anchorId="6156C052" wp14:editId="4E1B805E">
+          <wp:inline distT="0" distB="0" distL="0" distR="0" wp14:anchorId="6156C052" wp14:editId="5D1CB881">
             <wp:extent cx="1902600" cy="1559445"/>
             <wp:effectExtent l="0" t="0" r="2540" b="3175"/>
             <wp:docPr id="294409821" name="図 10"/>
@@ -2653,7 +2712,7 @@
           <w:noProof/>
         </w:rPr>
         <w:drawing>
-          <wp:inline distT="0" distB="0" distL="0" distR="0" wp14:anchorId="3088C019" wp14:editId="4FE98EE3">
+          <wp:inline distT="0" distB="0" distL="0" distR="0" wp14:anchorId="3088C019" wp14:editId="697C357C">
             <wp:extent cx="1902600" cy="1559445"/>
             <wp:effectExtent l="0" t="0" r="2540" b="3175"/>
             <wp:docPr id="265467555" name="図 11"/>
@@ -2819,7 +2878,7 @@
           <w:noProof/>
         </w:rPr>
         <w:drawing>
-          <wp:inline distT="0" distB="0" distL="0" distR="0" wp14:anchorId="199C9860" wp14:editId="394CBC88">
+          <wp:inline distT="0" distB="0" distL="0" distR="0" wp14:anchorId="199C9860" wp14:editId="0267F705">
             <wp:extent cx="1902600" cy="1559445"/>
             <wp:effectExtent l="0" t="0" r="2540" b="3175"/>
             <wp:docPr id="1249049983" name="図 12"/>
@@ -3003,7 +3062,6 @@
       <w:r>
         <w:t>”</w:t>
       </w:r>
-      <w:proofErr w:type="spellStart"/>
       <w:r>
         <w:t>teos</w:t>
       </w:r>
@@ -3016,7 +3074,6 @@
         </w:rPr>
         <w:t>xx</w:t>
       </w:r>
-      <w:proofErr w:type="spellEnd"/>
       <w:r>
         <w:t>”を</w:t>
       </w:r>
